--- a/model/v11/Enterprise_AI_Implementation_Reference_Model_v11_Implementation_Guide.docx
+++ b/model/v11/Enterprise_AI_Implementation_Reference_Model_v11_Implementation_Guide.docx
@@ -5227,7 +5227,7 @@
                 <w:color w:val="191F26"/>
                 <w:sz w:val="17"/>
               </w:rPr>
-              <w:t>CSA AI Controls Matrix v1.1.1 workbook and Introductory Guidance to AICM v1.1</w:t>
+              <w:t>CSA AI Controls Matrix v1.1 workbook and Introductory Guidance to AICM v1.1</w:t>
             </w:r>
           </w:p>
         </w:tc>
